--- a/Наладчик контрольно-измерительных приборов и автоматики/профессиональной переподготовки 14919 Наладчик контрольно-измерительных приборов и автоматики/Лекции ОП.07. Такелажные работы.docx
+++ b/Наладчик контрольно-измерительных приборов и автоматики/профессиональной переподготовки 14919 Наладчик контрольно-измерительных приборов и автоматики/Лекции ОП.07. Такелажные работы.docx
@@ -252,6 +252,927 @@
           <w:sz w:val="28"/>
         </w:rPr>
         <w:t>Сигналы при производстве такелажных работ подаются стропальщиком машинисту крана или лебёдки по установленной системе: «поднять» — движение рукой вверх, «опустить» — вниз, «стоп» — скрещивание рук. При наладке КИПиА наладчик контролирует правильность установки оборудования и даёт команду на окончательную посадку груза.</w:t>
+      </w:r>
+    </w:p>
+    <w:p>
+      <w:r>
+        <w:rPr>
+          <w:b/>
+          <w:sz w:val="22"/>
+        </w:rPr>
+        <w:t>Таблица 1. Грузоподъёмные приспособления</w:t>
+      </w:r>
+    </w:p>
+    <w:tbl>
+      <w:tblPr>
+        <w:tblStyle w:val="TableGrid"/>
+        <w:tblW w:type="auto" w:w="0"/>
+        <w:jc w:val="center"/>
+        <w:tblLook w:firstColumn="1" w:firstRow="1" w:lastColumn="0" w:lastRow="0" w:noHBand="0" w:noVBand="1" w:val="04A0"/>
+      </w:tblPr>
+      <w:tblGrid>
+        <w:gridCol w:w="2339"/>
+        <w:gridCol w:w="2339"/>
+        <w:gridCol w:w="2339"/>
+        <w:gridCol w:w="2339"/>
+      </w:tblGrid>
+      <w:tr>
+        <w:tc>
+          <w:tcPr>
+            <w:tcW w:type="dxa" w:w="2339"/>
+            <w:shd w:fill="1a5276" w:val="clear"/>
+          </w:tcPr>
+          <w:p>
+            <w:pPr>
+              <w:jc w:val="center"/>
+            </w:pPr>
+            <w:r/>
+            <w:r>
+              <w:rPr>
+                <w:b/>
+                <w:color w:val="FFFFFF"/>
+                <w:sz w:val="18"/>
+              </w:rPr>
+              <w:t>Приспособление</w:t>
+            </w:r>
+          </w:p>
+        </w:tc>
+        <w:tc>
+          <w:tcPr>
+            <w:tcW w:type="dxa" w:w="2339"/>
+            <w:shd w:fill="1a5276" w:val="clear"/>
+          </w:tcPr>
+          <w:p>
+            <w:pPr>
+              <w:jc w:val="center"/>
+            </w:pPr>
+            <w:r/>
+            <w:r>
+              <w:rPr>
+                <w:b/>
+                <w:color w:val="FFFFFF"/>
+                <w:sz w:val="18"/>
+              </w:rPr>
+              <w:t>Грузоподъёмность, т</w:t>
+            </w:r>
+          </w:p>
+        </w:tc>
+        <w:tc>
+          <w:tcPr>
+            <w:tcW w:type="dxa" w:w="2339"/>
+            <w:shd w:fill="1a5276" w:val="clear"/>
+          </w:tcPr>
+          <w:p>
+            <w:pPr>
+              <w:jc w:val="center"/>
+            </w:pPr>
+            <w:r/>
+            <w:r>
+              <w:rPr>
+                <w:b/>
+                <w:color w:val="FFFFFF"/>
+                <w:sz w:val="18"/>
+              </w:rPr>
+              <w:t>Длина, м</w:t>
+            </w:r>
+          </w:p>
+        </w:tc>
+        <w:tc>
+          <w:tcPr>
+            <w:tcW w:type="dxa" w:w="2339"/>
+            <w:shd w:fill="1a5276" w:val="clear"/>
+          </w:tcPr>
+          <w:p>
+            <w:pPr>
+              <w:jc w:val="center"/>
+            </w:pPr>
+            <w:r/>
+            <w:r>
+              <w:rPr>
+                <w:b/>
+                <w:color w:val="FFFFFF"/>
+                <w:sz w:val="18"/>
+              </w:rPr>
+              <w:t>Область применения</w:t>
+            </w:r>
+          </w:p>
+        </w:tc>
+      </w:tr>
+      <w:tr>
+        <w:tc>
+          <w:tcPr>
+            <w:tcW w:type="dxa" w:w="2339"/>
+          </w:tcPr>
+          <w:p>
+            <w:r/>
+            <w:r>
+              <w:rPr>
+                <w:sz w:val="18"/>
+              </w:rPr>
+              <w:t>Строп текстильный 1СТ</w:t>
+            </w:r>
+          </w:p>
+        </w:tc>
+        <w:tc>
+          <w:tcPr>
+            <w:tcW w:type="dxa" w:w="2339"/>
+          </w:tcPr>
+          <w:p>
+            <w:r/>
+            <w:r>
+              <w:rPr>
+                <w:sz w:val="18"/>
+              </w:rPr>
+              <w:t>1,0-10,0</w:t>
+            </w:r>
+          </w:p>
+        </w:tc>
+        <w:tc>
+          <w:tcPr>
+            <w:tcW w:type="dxa" w:w="2339"/>
+          </w:tcPr>
+          <w:p>
+            <w:r/>
+            <w:r>
+              <w:rPr>
+                <w:sz w:val="18"/>
+              </w:rPr>
+              <w:t>1-6</w:t>
+            </w:r>
+          </w:p>
+        </w:tc>
+        <w:tc>
+          <w:tcPr>
+            <w:tcW w:type="dxa" w:w="2339"/>
+          </w:tcPr>
+          <w:p>
+            <w:r/>
+            <w:r>
+              <w:rPr>
+                <w:sz w:val="18"/>
+              </w:rPr>
+              <w:t>Оборудование КИПиА</w:t>
+            </w:r>
+          </w:p>
+        </w:tc>
+      </w:tr>
+      <w:tr>
+        <w:tc>
+          <w:tcPr>
+            <w:tcW w:type="dxa" w:w="2339"/>
+            <w:shd w:fill="d4e6f1" w:val="clear"/>
+          </w:tcPr>
+          <w:p>
+            <w:r/>
+            <w:r>
+              <w:rPr>
+                <w:sz w:val="18"/>
+              </w:rPr>
+              <w:t>Строп текстильный 2СТ</w:t>
+            </w:r>
+          </w:p>
+        </w:tc>
+        <w:tc>
+          <w:tcPr>
+            <w:tcW w:type="dxa" w:w="2339"/>
+            <w:shd w:fill="d4e6f1" w:val="clear"/>
+          </w:tcPr>
+          <w:p>
+            <w:r/>
+            <w:r>
+              <w:rPr>
+                <w:sz w:val="18"/>
+              </w:rPr>
+              <w:t>2,0-20,0</w:t>
+            </w:r>
+          </w:p>
+        </w:tc>
+        <w:tc>
+          <w:tcPr>
+            <w:tcW w:type="dxa" w:w="2339"/>
+            <w:shd w:fill="d4e6f1" w:val="clear"/>
+          </w:tcPr>
+          <w:p>
+            <w:r/>
+            <w:r>
+              <w:rPr>
+                <w:sz w:val="18"/>
+              </w:rPr>
+              <w:t>1-6</w:t>
+            </w:r>
+          </w:p>
+        </w:tc>
+        <w:tc>
+          <w:tcPr>
+            <w:tcW w:type="dxa" w:w="2339"/>
+            <w:shd w:fill="d4e6f1" w:val="clear"/>
+          </w:tcPr>
+          <w:p>
+            <w:r/>
+            <w:r>
+              <w:rPr>
+                <w:sz w:val="18"/>
+              </w:rPr>
+              <w:t>Шкафы управления</w:t>
+            </w:r>
+          </w:p>
+        </w:tc>
+      </w:tr>
+      <w:tr>
+        <w:tc>
+          <w:tcPr>
+            <w:tcW w:type="dxa" w:w="2339"/>
+          </w:tcPr>
+          <w:p>
+            <w:r/>
+            <w:r>
+              <w:rPr>
+                <w:sz w:val="18"/>
+              </w:rPr>
+              <w:t>Строп текстильный 4СТ</w:t>
+            </w:r>
+          </w:p>
+        </w:tc>
+        <w:tc>
+          <w:tcPr>
+            <w:tcW w:type="dxa" w:w="2339"/>
+          </w:tcPr>
+          <w:p>
+            <w:r/>
+            <w:r>
+              <w:rPr>
+                <w:sz w:val="18"/>
+              </w:rPr>
+              <w:t>4,0-40,0</w:t>
+            </w:r>
+          </w:p>
+        </w:tc>
+        <w:tc>
+          <w:tcPr>
+            <w:tcW w:type="dxa" w:w="2339"/>
+          </w:tcPr>
+          <w:p>
+            <w:r/>
+            <w:r>
+              <w:rPr>
+                <w:sz w:val="18"/>
+              </w:rPr>
+              <w:t>1-6</w:t>
+            </w:r>
+          </w:p>
+        </w:tc>
+        <w:tc>
+          <w:tcPr>
+            <w:tcW w:type="dxa" w:w="2339"/>
+          </w:tcPr>
+          <w:p>
+            <w:r/>
+            <w:r>
+              <w:rPr>
+                <w:sz w:val="18"/>
+              </w:rPr>
+              <w:t>Крупногабаритное оборудование</w:t>
+            </w:r>
+          </w:p>
+        </w:tc>
+      </w:tr>
+      <w:tr>
+        <w:tc>
+          <w:tcPr>
+            <w:tcW w:type="dxa" w:w="2339"/>
+            <w:shd w:fill="d4e6f1" w:val="clear"/>
+          </w:tcPr>
+          <w:p>
+            <w:r/>
+            <w:r>
+              <w:rPr>
+                <w:sz w:val="18"/>
+              </w:rPr>
+              <w:t>Строп цепной 1СЦ</w:t>
+            </w:r>
+          </w:p>
+        </w:tc>
+        <w:tc>
+          <w:tcPr>
+            <w:tcW w:type="dxa" w:w="2339"/>
+            <w:shd w:fill="d4e6f1" w:val="clear"/>
+          </w:tcPr>
+          <w:p>
+            <w:r/>
+            <w:r>
+              <w:rPr>
+                <w:sz w:val="18"/>
+              </w:rPr>
+              <w:t>1,12-11,2</w:t>
+            </w:r>
+          </w:p>
+        </w:tc>
+        <w:tc>
+          <w:tcPr>
+            <w:tcW w:type="dxa" w:w="2339"/>
+            <w:shd w:fill="d4e6f1" w:val="clear"/>
+          </w:tcPr>
+          <w:p>
+            <w:r/>
+            <w:r>
+              <w:rPr>
+                <w:sz w:val="18"/>
+              </w:rPr>
+              <w:t>1-6</w:t>
+            </w:r>
+          </w:p>
+        </w:tc>
+        <w:tc>
+          <w:tcPr>
+            <w:tcW w:type="dxa" w:w="2339"/>
+            <w:shd w:fill="d4e6f1" w:val="clear"/>
+          </w:tcPr>
+          <w:p>
+            <w:r/>
+            <w:r>
+              <w:rPr>
+                <w:sz w:val="18"/>
+              </w:rPr>
+              <w:t>Оборудование с острыми кромками</w:t>
+            </w:r>
+          </w:p>
+        </w:tc>
+      </w:tr>
+      <w:tr>
+        <w:tc>
+          <w:tcPr>
+            <w:tcW w:type="dxa" w:w="2339"/>
+          </w:tcPr>
+          <w:p>
+            <w:r/>
+            <w:r>
+              <w:rPr>
+                <w:sz w:val="18"/>
+              </w:rPr>
+              <w:t>Строп канатный 1СК</w:t>
+            </w:r>
+          </w:p>
+        </w:tc>
+        <w:tc>
+          <w:tcPr>
+            <w:tcW w:type="dxa" w:w="2339"/>
+          </w:tcPr>
+          <w:p>
+            <w:r/>
+            <w:r>
+              <w:rPr>
+                <w:sz w:val="18"/>
+              </w:rPr>
+              <w:t>0,63-16,0</w:t>
+            </w:r>
+          </w:p>
+        </w:tc>
+        <w:tc>
+          <w:tcPr>
+            <w:tcW w:type="dxa" w:w="2339"/>
+          </w:tcPr>
+          <w:p>
+            <w:r/>
+            <w:r>
+              <w:rPr>
+                <w:sz w:val="18"/>
+              </w:rPr>
+              <w:t>1-12</w:t>
+            </w:r>
+          </w:p>
+        </w:tc>
+        <w:tc>
+          <w:tcPr>
+            <w:tcW w:type="dxa" w:w="2339"/>
+          </w:tcPr>
+          <w:p>
+            <w:r/>
+            <w:r>
+              <w:rPr>
+                <w:sz w:val="18"/>
+              </w:rPr>
+              <w:t>Универсальные грузы</w:t>
+            </w:r>
+          </w:p>
+        </w:tc>
+      </w:tr>
+      <w:tr>
+        <w:tc>
+          <w:tcPr>
+            <w:tcW w:type="dxa" w:w="2339"/>
+            <w:shd w:fill="d4e6f1" w:val="clear"/>
+          </w:tcPr>
+          <w:p>
+            <w:r/>
+            <w:r>
+              <w:rPr>
+                <w:sz w:val="18"/>
+              </w:rPr>
+              <w:t>Таль ручная</w:t>
+            </w:r>
+          </w:p>
+        </w:tc>
+        <w:tc>
+          <w:tcPr>
+            <w:tcW w:type="dxa" w:w="2339"/>
+            <w:shd w:fill="d4e6f1" w:val="clear"/>
+          </w:tcPr>
+          <w:p>
+            <w:r/>
+            <w:r>
+              <w:rPr>
+                <w:sz w:val="18"/>
+              </w:rPr>
+              <w:t>0,5-5,0</w:t>
+            </w:r>
+          </w:p>
+        </w:tc>
+        <w:tc>
+          <w:tcPr>
+            <w:tcW w:type="dxa" w:w="2339"/>
+            <w:shd w:fill="d4e6f1" w:val="clear"/>
+          </w:tcPr>
+          <w:p>
+            <w:r/>
+            <w:r>
+              <w:rPr>
+                <w:sz w:val="18"/>
+              </w:rPr>
+              <w:t>3-12</w:t>
+            </w:r>
+          </w:p>
+        </w:tc>
+        <w:tc>
+          <w:tcPr>
+            <w:tcW w:type="dxa" w:w="2339"/>
+            <w:shd w:fill="d4e6f1" w:val="clear"/>
+          </w:tcPr>
+          <w:p>
+            <w:r/>
+            <w:r>
+              <w:rPr>
+                <w:sz w:val="18"/>
+              </w:rPr>
+              <w:t>Монтаж приборов на высоте</w:t>
+            </w:r>
+          </w:p>
+        </w:tc>
+      </w:tr>
+    </w:tbl>
+    <w:p/>
+    <w:p>
+      <w:r>
+        <w:rPr>
+          <w:b/>
+          <w:sz w:val="22"/>
+        </w:rPr>
+        <w:t>Таблица 2. Требования безопасности при такелажных работах</w:t>
+      </w:r>
+    </w:p>
+    <w:tbl>
+      <w:tblPr>
+        <w:tblStyle w:val="TableGrid"/>
+        <w:tblW w:type="auto" w:w="0"/>
+        <w:jc w:val="center"/>
+        <w:tblLook w:firstColumn="1" w:firstRow="1" w:lastColumn="0" w:lastRow="0" w:noHBand="0" w:noVBand="1" w:val="04A0"/>
+      </w:tblPr>
+      <w:tblGrid>
+        <w:gridCol w:w="2339"/>
+        <w:gridCol w:w="2339"/>
+        <w:gridCol w:w="2339"/>
+        <w:gridCol w:w="2339"/>
+      </w:tblGrid>
+      <w:tr>
+        <w:tc>
+          <w:tcPr>
+            <w:tcW w:type="dxa" w:w="2339"/>
+            <w:shd w:fill="1a5276" w:val="clear"/>
+          </w:tcPr>
+          <w:p>
+            <w:pPr>
+              <w:jc w:val="center"/>
+            </w:pPr>
+            <w:r/>
+            <w:r>
+              <w:rPr>
+                <w:b/>
+                <w:color w:val="FFFFFF"/>
+                <w:sz w:val="18"/>
+              </w:rPr>
+              <w:t>Требование</w:t>
+            </w:r>
+          </w:p>
+        </w:tc>
+        <w:tc>
+          <w:tcPr>
+            <w:tcW w:type="dxa" w:w="2339"/>
+            <w:shd w:fill="1a5276" w:val="clear"/>
+          </w:tcPr>
+          <w:p>
+            <w:pPr>
+              <w:jc w:val="center"/>
+            </w:pPr>
+            <w:r/>
+            <w:r>
+              <w:rPr>
+                <w:b/>
+                <w:color w:val="FFFFFF"/>
+                <w:sz w:val="18"/>
+              </w:rPr>
+              <w:t>Нормативный документ</w:t>
+            </w:r>
+          </w:p>
+        </w:tc>
+        <w:tc>
+          <w:tcPr>
+            <w:tcW w:type="dxa" w:w="2339"/>
+            <w:shd w:fill="1a5276" w:val="clear"/>
+          </w:tcPr>
+          <w:p>
+            <w:pPr>
+              <w:jc w:val="center"/>
+            </w:pPr>
+            <w:r/>
+            <w:r>
+              <w:rPr>
+                <w:b/>
+                <w:color w:val="FFFFFF"/>
+                <w:sz w:val="18"/>
+              </w:rPr>
+              <w:t>Ответственный</w:t>
+            </w:r>
+          </w:p>
+        </w:tc>
+        <w:tc>
+          <w:tcPr>
+            <w:tcW w:type="dxa" w:w="2339"/>
+            <w:shd w:fill="1a5276" w:val="clear"/>
+          </w:tcPr>
+          <w:p>
+            <w:pPr>
+              <w:jc w:val="center"/>
+            </w:pPr>
+            <w:r/>
+            <w:r>
+              <w:rPr>
+                <w:b/>
+                <w:color w:val="FFFFFF"/>
+                <w:sz w:val="18"/>
+              </w:rPr>
+              <w:t>Периодичность проверки</w:t>
+            </w:r>
+          </w:p>
+        </w:tc>
+      </w:tr>
+      <w:tr>
+        <w:tc>
+          <w:tcPr>
+            <w:tcW w:type="dxa" w:w="2339"/>
+          </w:tcPr>
+          <w:p>
+            <w:r/>
+            <w:r>
+              <w:rPr>
+                <w:sz w:val="18"/>
+              </w:rPr>
+              <w:t>Аттестация стропальщиков</w:t>
+            </w:r>
+          </w:p>
+        </w:tc>
+        <w:tc>
+          <w:tcPr>
+            <w:tcW w:type="dxa" w:w="2339"/>
+          </w:tcPr>
+          <w:p>
+            <w:r/>
+            <w:r>
+              <w:rPr>
+                <w:sz w:val="18"/>
+              </w:rPr>
+              <w:t>ПОТ РМ-007-98</w:t>
+            </w:r>
+          </w:p>
+        </w:tc>
+        <w:tc>
+          <w:tcPr>
+            <w:tcW w:type="dxa" w:w="2339"/>
+          </w:tcPr>
+          <w:p>
+            <w:r/>
+            <w:r>
+              <w:rPr>
+                <w:sz w:val="18"/>
+              </w:rPr>
+              <w:t>Руководитель работ</w:t>
+            </w:r>
+          </w:p>
+        </w:tc>
+        <w:tc>
+          <w:tcPr>
+            <w:tcW w:type="dxa" w:w="2339"/>
+          </w:tcPr>
+          <w:p>
+            <w:r/>
+            <w:r>
+              <w:rPr>
+                <w:sz w:val="18"/>
+              </w:rPr>
+              <w:t>Ежегодно</w:t>
+            </w:r>
+          </w:p>
+        </w:tc>
+      </w:tr>
+      <w:tr>
+        <w:tc>
+          <w:tcPr>
+            <w:tcW w:type="dxa" w:w="2339"/>
+            <w:shd w:fill="d4e6f1" w:val="clear"/>
+          </w:tcPr>
+          <w:p>
+            <w:r/>
+            <w:r>
+              <w:rPr>
+                <w:sz w:val="18"/>
+              </w:rPr>
+              <w:t>Осмотр стропов</w:t>
+            </w:r>
+          </w:p>
+        </w:tc>
+        <w:tc>
+          <w:tcPr>
+            <w:tcW w:type="dxa" w:w="2339"/>
+            <w:shd w:fill="d4e6f1" w:val="clear"/>
+          </w:tcPr>
+          <w:p>
+            <w:r/>
+            <w:r>
+              <w:rPr>
+                <w:sz w:val="18"/>
+              </w:rPr>
+              <w:t>РД-10-33-93</w:t>
+            </w:r>
+          </w:p>
+        </w:tc>
+        <w:tc>
+          <w:tcPr>
+            <w:tcW w:type="dxa" w:w="2339"/>
+            <w:shd w:fill="d4e6f1" w:val="clear"/>
+          </w:tcPr>
+          <w:p>
+            <w:r/>
+            <w:r>
+              <w:rPr>
+                <w:sz w:val="18"/>
+              </w:rPr>
+              <w:t>Стропальщик</w:t>
+            </w:r>
+          </w:p>
+        </w:tc>
+        <w:tc>
+          <w:tcPr>
+            <w:tcW w:type="dxa" w:w="2339"/>
+            <w:shd w:fill="d4e6f1" w:val="clear"/>
+          </w:tcPr>
+          <w:p>
+            <w:r/>
+            <w:r>
+              <w:rPr>
+                <w:sz w:val="18"/>
+              </w:rPr>
+              <w:t>Перед применением</w:t>
+            </w:r>
+          </w:p>
+        </w:tc>
+      </w:tr>
+      <w:tr>
+        <w:tc>
+          <w:tcPr>
+            <w:tcW w:type="dxa" w:w="2339"/>
+          </w:tcPr>
+          <w:p>
+            <w:r/>
+            <w:r>
+              <w:rPr>
+                <w:sz w:val="18"/>
+              </w:rPr>
+              <w:t>Проверка грузозахватных приспособлений</w:t>
+            </w:r>
+          </w:p>
+        </w:tc>
+        <w:tc>
+          <w:tcPr>
+            <w:tcW w:type="dxa" w:w="2339"/>
+          </w:tcPr>
+          <w:p>
+            <w:r/>
+            <w:r>
+              <w:rPr>
+                <w:sz w:val="18"/>
+              </w:rPr>
+              <w:t>РД-10-33-93</w:t>
+            </w:r>
+          </w:p>
+        </w:tc>
+        <w:tc>
+          <w:tcPr>
+            <w:tcW w:type="dxa" w:w="2339"/>
+          </w:tcPr>
+          <w:p>
+            <w:r/>
+            <w:r>
+              <w:rPr>
+                <w:sz w:val="18"/>
+              </w:rPr>
+              <w:t>Специалист</w:t>
+            </w:r>
+          </w:p>
+        </w:tc>
+        <w:tc>
+          <w:tcPr>
+            <w:tcW w:type="dxa" w:w="2339"/>
+          </w:tcPr>
+          <w:p>
+            <w:r/>
+            <w:r>
+              <w:rPr>
+                <w:sz w:val="18"/>
+              </w:rPr>
+              <w:t>1 раз в 6 мес.</w:t>
+            </w:r>
+          </w:p>
+        </w:tc>
+      </w:tr>
+      <w:tr>
+        <w:tc>
+          <w:tcPr>
+            <w:tcW w:type="dxa" w:w="2339"/>
+            <w:shd w:fill="d4e6f1" w:val="clear"/>
+          </w:tcPr>
+          <w:p>
+            <w:r/>
+            <w:r>
+              <w:rPr>
+                <w:sz w:val="18"/>
+              </w:rPr>
+              <w:t>Осмотр кранов и талей</w:t>
+            </w:r>
+          </w:p>
+        </w:tc>
+        <w:tc>
+          <w:tcPr>
+            <w:tcW w:type="dxa" w:w="2339"/>
+            <w:shd w:fill="d4e6f1" w:val="clear"/>
+          </w:tcPr>
+          <w:p>
+            <w:r/>
+            <w:r>
+              <w:rPr>
+                <w:sz w:val="18"/>
+              </w:rPr>
+              <w:t>ПБ 10-382-00</w:t>
+            </w:r>
+          </w:p>
+        </w:tc>
+        <w:tc>
+          <w:tcPr>
+            <w:tcW w:type="dxa" w:w="2339"/>
+            <w:shd w:fill="d4e6f1" w:val="clear"/>
+          </w:tcPr>
+          <w:p>
+            <w:r/>
+            <w:r>
+              <w:rPr>
+                <w:sz w:val="18"/>
+              </w:rPr>
+              <w:t>Специалист</w:t>
+            </w:r>
+          </w:p>
+        </w:tc>
+        <w:tc>
+          <w:tcPr>
+            <w:tcW w:type="dxa" w:w="2339"/>
+            <w:shd w:fill="d4e6f1" w:val="clear"/>
+          </w:tcPr>
+          <w:p>
+            <w:r/>
+            <w:r>
+              <w:rPr>
+                <w:sz w:val="18"/>
+              </w:rPr>
+              <w:t>1 раз в 12 мес.</w:t>
+            </w:r>
+          </w:p>
+        </w:tc>
+      </w:tr>
+      <w:tr>
+        <w:tc>
+          <w:tcPr>
+            <w:tcW w:type="dxa" w:w="2339"/>
+          </w:tcPr>
+          <w:p>
+            <w:r/>
+            <w:r>
+              <w:rPr>
+                <w:sz w:val="18"/>
+              </w:rPr>
+              <w:t>Инструктаж по ТБ</w:t>
+            </w:r>
+          </w:p>
+        </w:tc>
+        <w:tc>
+          <w:tcPr>
+            <w:tcW w:type="dxa" w:w="2339"/>
+          </w:tcPr>
+          <w:p>
+            <w:r/>
+            <w:r>
+              <w:rPr>
+                <w:sz w:val="18"/>
+              </w:rPr>
+              <w:t>ПОТ РМ-007-98</w:t>
+            </w:r>
+          </w:p>
+        </w:tc>
+        <w:tc>
+          <w:tcPr>
+            <w:tcW w:type="dxa" w:w="2339"/>
+          </w:tcPr>
+          <w:p>
+            <w:r/>
+            <w:r>
+              <w:rPr>
+                <w:sz w:val="18"/>
+              </w:rPr>
+              <w:t>Руководитель работ</w:t>
+            </w:r>
+          </w:p>
+        </w:tc>
+        <w:tc>
+          <w:tcPr>
+            <w:tcW w:type="dxa" w:w="2339"/>
+          </w:tcPr>
+          <w:p>
+            <w:r/>
+            <w:r>
+              <w:rPr>
+                <w:sz w:val="18"/>
+              </w:rPr>
+              <w:t>Перед работой</w:t>
+            </w:r>
+          </w:p>
+        </w:tc>
+      </w:tr>
+    </w:tbl>
+    <w:p/>
+    <w:p>
+      <w:pPr>
+        <w:jc w:val="center"/>
+      </w:pPr>
+      <w:r>
+        <w:rPr>
+          <w:b/>
+          <w:sz w:val="20"/>
+        </w:rPr>
+        <w:t>Рисунок 1. Грузоподъёмность стропов различных типов</w:t>
+      </w:r>
+    </w:p>
+    <w:p>
+      <w:pPr>
+        <w:jc w:val="center"/>
+      </w:pPr>
+      <w:r>
+        <w:drawing>
+          <wp:inline xmlns:a="http://schemas.openxmlformats.org/drawingml/2006/main" xmlns:pic="http://schemas.openxmlformats.org/drawingml/2006/picture">
+            <wp:extent cx="5029200" cy="3363555"/>
+            <wp:docPr id="1" name="Picture 1"/>
+            <wp:cNvGraphicFramePr>
+              <a:graphicFrameLocks noChangeAspect="1"/>
+            </wp:cNvGraphicFramePr>
+            <a:graphic>
+              <a:graphicData uri="http://schemas.openxmlformats.org/drawingml/2006/picture">
+                <pic:pic>
+                  <pic:nvPicPr>
+                    <pic:cNvPr id="0" name="pp_op07.png"/>
+                    <pic:cNvPicPr/>
+                  </pic:nvPicPr>
+                  <pic:blipFill>
+                    <a:blip r:embed="rId9"/>
+                    <a:stretch>
+                      <a:fillRect/>
+                    </a:stretch>
+                  </pic:blipFill>
+                  <pic:spPr>
+                    <a:xfrm>
+                      <a:off x="0" y="0"/>
+                      <a:ext cx="5029200" cy="3363555"/>
+                    </a:xfrm>
+                    <a:prstGeom prst="rect"/>
+                  </pic:spPr>
+                </pic:pic>
+              </a:graphicData>
+            </a:graphic>
+          </wp:inline>
+        </w:drawing>
       </w:r>
     </w:p>
     <w:p>
